--- a/projects/valuepickr-open-screen/docs/Navin Fluorine International.docx
+++ b/projects/valuepickr-open-screen/docs/Navin Fluorine International.docx
@@ -287,6 +287,62 @@
         <w:spacing w:after="120" w:before="280"/>
       </w:pPr>
       <w:r>
+        <w:t xml:space="preserve">Trusted-User Signals (Ongoing)</w:t>
+      </w:r>
+    </w:p>
+    <w:p>
+      <w:pPr>
+        <w:spacing w:after="120"/>
+      </w:pPr>
+      <w:r>
+        <w:rPr>
+          <w:i/>
+          <w:iCs/>
+          <w:color w:val="666666"/>
+          <w:sz w:val="18"/>
+          <w:szCs w:val="18"/>
+        </w:rPr>
+        <w:t xml:space="preserve">Every time a trusted user expresses clear conviction on this stock, most recent first — this section accumulates over time, it isn't a one-time snapshot.</w:t>
+      </w:r>
+    </w:p>
+    <w:p>
+      <w:pPr>
+        <w:spacing w:after="100"/>
+      </w:pPr>
+      <w:r>
+        <w:rPr>
+          <w:b/>
+          <w:bCs/>
+          <w:sz w:val="20"/>
+          <w:szCs w:val="20"/>
+        </w:rPr>
+        <w:t xml:space="preserve">2026-09-02 — Midhunjoe</w:t>
+      </w:r>
+      <w:r>
+        <w:rPr>
+          <w:i/>
+          <w:iCs/>
+          <w:color w:val="666666"/>
+          <w:sz w:val="18"/>
+          <w:szCs w:val="18"/>
+        </w:rPr>
+        <w:t xml:space="preserve"> (Midhun's Investment journey (own thread, elevated tier))</w:t>
+      </w:r>
+      <w:r>
+        <w:rPr>
+          <w:sz w:val="20"/>
+          <w:szCs w:val="20"/>
+        </w:rPr>
+        <w:br/>
+        <w:t xml:space="preserve">: post #90: named among 17 core holdings; "highest % gains (Neuland, Navin) ... held over 4-5 years." #91-92 discussion of holding Navin patiently through its 2021-25 consolidation. elevated-tier source -&gt; floor_active=false.</w:t>
+      </w:r>
+    </w:p>
+    <w:p>
+      <w:pPr>
+        <w:pStyle w:val="Heading1"/>
+        <w:spacing w:after="120" w:before="280"/>
+      </w:pPr>
+      <w:r>
         <w:t xml:space="preserve">BSE Corporate Actions / Other Red Flags</w:t>
       </w:r>
     </w:p>
@@ -436,6 +492,34 @@
           <w:szCs w:val="24"/>
         </w:rPr>
         <w:t xml:space="preserve">neither</w:t>
+      </w:r>
+    </w:p>
+    <w:p>
+      <w:pPr>
+        <w:spacing w:after="120"/>
+      </w:pPr>
+      <w:r>
+        <w:rPr>
+          <w:color w:val="666666"/>
+          <w:sz w:val="20"/>
+          <w:szCs w:val="20"/>
+        </w:rPr>
+        <w:t xml:space="preserve">4-box gate — tailwind: yes · TAM: no · moat: weak · valuation: weak  (score 2 / 4)</w:t>
+      </w:r>
+    </w:p>
+    <w:p>
+      <w:pPr>
+        <w:spacing w:after="120"/>
+      </w:pPr>
+      <w:r>
+        <w:rPr>
+          <w:i/>
+          <w:iCs/>
+          <w:color w:val="666666"/>
+          <w:sz w:val="20"/>
+          <w:szCs w:val="20"/>
+        </w:rPr>
+        <w:t xml:space="preserve">Verdict explicit: 'fundamentals and the Chemours catalyst are real and community-verified across multiple quarters' (tailwind=yes); Rs42,359cr market cap rules out 10x/100x (tam=no).</w:t>
       </w:r>
     </w:p>
     <w:p>
